--- a/docs/ecostats_lectures/lecture_18/18_01_lecture_powerpoint.docx
+++ b/docs/ecostats_lectures/lecture_18/18_01_lecture_powerpoint.docx
@@ -2746,7 +2746,7 @@
       <w:r>
         <w:drawing>
           <wp:inline>
-            <wp:extent cx="5943600" cy="4953000"/>
+            <wp:extent cx="6578600" cy="5482166"/>
             <wp:effectExtent b="0" l="0" r="0" t="0"/>
             <wp:docPr descr="" title="" id="22" name="Picture"/>
             <a:graphic>
@@ -2767,7 +2767,7 @@
                   <pic:spPr bwMode="auto">
                     <a:xfrm>
                       <a:off x="0" y="0"/>
-                      <a:ext cx="5943600" cy="4953000"/>
+                      <a:ext cx="6578600" cy="5482166"/>
                     </a:xfrm>
                     <a:prstGeom prst="rect">
                       <a:avLst/>
@@ -4071,7 +4071,7 @@
       <w:r>
         <w:drawing>
           <wp:inline>
-            <wp:extent cx="5943600" cy="7132320"/>
+            <wp:extent cx="6578600" cy="7894320"/>
             <wp:effectExtent b="0" l="0" r="0" t="0"/>
             <wp:docPr descr="" title="" id="28" name="Picture"/>
             <a:graphic>
@@ -4092,7 +4092,7 @@
                   <pic:spPr bwMode="auto">
                     <a:xfrm>
                       <a:off x="0" y="0"/>
-                      <a:ext cx="5943600" cy="7132320"/>
+                      <a:ext cx="6578600" cy="7894320"/>
                     </a:xfrm>
                     <a:prstGeom prst="rect">
                       <a:avLst/>
@@ -5332,7 +5332,7 @@
       <w:r>
         <w:drawing>
           <wp:inline>
-            <wp:extent cx="5943600" cy="3962400"/>
+            <wp:extent cx="6578600" cy="4385733"/>
             <wp:effectExtent b="0" l="0" r="0" t="0"/>
             <wp:docPr descr="" title="" id="31" name="Picture"/>
             <a:graphic>
@@ -5353,7 +5353,7 @@
                   <pic:spPr bwMode="auto">
                     <a:xfrm>
                       <a:off x="0" y="0"/>
-                      <a:ext cx="5943600" cy="3962400"/>
+                      <a:ext cx="6578600" cy="4385733"/>
                     </a:xfrm>
                     <a:prstGeom prst="rect">
                       <a:avLst/>
@@ -6384,7 +6384,7 @@
       <w:r>
         <w:drawing>
           <wp:inline>
-            <wp:extent cx="5943600" cy="3962400"/>
+            <wp:extent cx="6578600" cy="4385733"/>
             <wp:effectExtent b="0" l="0" r="0" t="0"/>
             <wp:docPr descr="" title="" id="35" name="Picture"/>
             <a:graphic>
@@ -6405,7 +6405,7 @@
                   <pic:spPr bwMode="auto">
                     <a:xfrm>
                       <a:off x="0" y="0"/>
-                      <a:ext cx="5943600" cy="3962400"/>
+                      <a:ext cx="6578600" cy="4385733"/>
                     </a:xfrm>
                     <a:prstGeom prst="rect">
                       <a:avLst/>
@@ -7291,7 +7291,7 @@
       <w:r>
         <w:drawing>
           <wp:inline>
-            <wp:extent cx="5943600" cy="3962400"/>
+            <wp:extent cx="6578600" cy="4385733"/>
             <wp:effectExtent b="0" l="0" r="0" t="0"/>
             <wp:docPr descr="" title="" id="40" name="Picture"/>
             <a:graphic>
@@ -7312,7 +7312,7 @@
                   <pic:spPr bwMode="auto">
                     <a:xfrm>
                       <a:off x="0" y="0"/>
-                      <a:ext cx="5943600" cy="3962400"/>
+                      <a:ext cx="6578600" cy="4385733"/>
                     </a:xfrm>
                     <a:prstGeom prst="rect">
                       <a:avLst/>
@@ -7883,7 +7883,7 @@
       <w:r>
         <w:drawing>
           <wp:inline>
-            <wp:extent cx="5943600" cy="4953000"/>
+            <wp:extent cx="6578600" cy="5482166"/>
             <wp:effectExtent b="0" l="0" r="0" t="0"/>
             <wp:docPr descr="" title="" id="44" name="Picture"/>
             <a:graphic>
@@ -7904,7 +7904,7 @@
                   <pic:spPr bwMode="auto">
                     <a:xfrm>
                       <a:off x="0" y="0"/>
-                      <a:ext cx="5943600" cy="4953000"/>
+                      <a:ext cx="6578600" cy="5482166"/>
                     </a:xfrm>
                     <a:prstGeom prst="rect">
                       <a:avLst/>
@@ -9310,7 +9310,7 @@
       <w:r>
         <w:drawing>
           <wp:inline>
-            <wp:extent cx="5943600" cy="2476500"/>
+            <wp:extent cx="6578600" cy="2741083"/>
             <wp:effectExtent b="0" l="0" r="0" t="0"/>
             <wp:docPr descr="" title="" id="48" name="Picture"/>
             <a:graphic>
@@ -9331,7 +9331,7 @@
                   <pic:spPr bwMode="auto">
                     <a:xfrm>
                       <a:off x="0" y="0"/>
-                      <a:ext cx="5943600" cy="2476500"/>
+                      <a:ext cx="6578600" cy="2741083"/>
                     </a:xfrm>
                     <a:prstGeom prst="rect">
                       <a:avLst/>
@@ -10862,7 +10862,7 @@
       <w:r>
         <w:drawing>
           <wp:inline>
-            <wp:extent cx="5943600" cy="7132320"/>
+            <wp:extent cx="6578600" cy="7894320"/>
             <wp:effectExtent b="0" l="0" r="0" t="0"/>
             <wp:docPr descr="" title="" id="53" name="Picture"/>
             <a:graphic>
@@ -10883,7 +10883,7 @@
                   <pic:spPr bwMode="auto">
                     <a:xfrm>
                       <a:off x="0" y="0"/>
-                      <a:ext cx="5943600" cy="7132320"/>
+                      <a:ext cx="6578600" cy="7894320"/>
                     </a:xfrm>
                     <a:prstGeom prst="rect">
                       <a:avLst/>
@@ -11941,7 +11941,7 @@
       <w:r>
         <w:drawing>
           <wp:inline>
-            <wp:extent cx="5943600" cy="4953000"/>
+            <wp:extent cx="6578600" cy="5482166"/>
             <wp:effectExtent b="0" l="0" r="0" t="0"/>
             <wp:docPr descr="" title="" id="57" name="Picture"/>
             <a:graphic>
@@ -11962,7 +11962,7 @@
                   <pic:spPr bwMode="auto">
                     <a:xfrm>
                       <a:off x="0" y="0"/>
-                      <a:ext cx="5943600" cy="4953000"/>
+                      <a:ext cx="6578600" cy="5482166"/>
                     </a:xfrm>
                     <a:prstGeom prst="rect">
                       <a:avLst/>
@@ -13012,7 +13012,7 @@
       <w:r>
         <w:drawing>
           <wp:inline>
-            <wp:extent cx="5943600" cy="3962400"/>
+            <wp:extent cx="6578600" cy="4385733"/>
             <wp:effectExtent b="0" l="0" r="0" t="0"/>
             <wp:docPr descr="" title="" id="61" name="Picture"/>
             <a:graphic>
@@ -13033,7 +13033,7 @@
                   <pic:spPr bwMode="auto">
                     <a:xfrm>
                       <a:off x="0" y="0"/>
-                      <a:ext cx="5943600" cy="3962400"/>
+                      <a:ext cx="6578600" cy="4385733"/>
                     </a:xfrm>
                     <a:prstGeom prst="rect">
                       <a:avLst/>
@@ -13573,7 +13573,7 @@
       <w:r>
         <w:drawing>
           <wp:inline>
-            <wp:extent cx="5943600" cy="3962400"/>
+            <wp:extent cx="6578600" cy="4385733"/>
             <wp:effectExtent b="0" l="0" r="0" t="0"/>
             <wp:docPr descr="" title="" id="65" name="Picture"/>
             <a:graphic>
@@ -13594,7 +13594,7 @@
                   <pic:spPr bwMode="auto">
                     <a:xfrm>
                       <a:off x="0" y="0"/>
-                      <a:ext cx="5943600" cy="3962400"/>
+                      <a:ext cx="6578600" cy="4385733"/>
                     </a:xfrm>
                     <a:prstGeom prst="rect">
                       <a:avLst/>
@@ -16931,7 +16931,7 @@
       <w:r>
         <w:drawing>
           <wp:inline>
-            <wp:extent cx="5943600" cy="2476500"/>
+            <wp:extent cx="6578600" cy="2741083"/>
             <wp:effectExtent b="0" l="0" r="0" t="0"/>
             <wp:docPr descr="" title="" id="72" name="Picture"/>
             <a:graphic>
@@ -16952,7 +16952,7 @@
                   <pic:spPr bwMode="auto">
                     <a:xfrm>
                       <a:off x="0" y="0"/>
-                      <a:ext cx="5943600" cy="2476500"/>
+                      <a:ext cx="6578600" cy="2741083"/>
                     </a:xfrm>
                     <a:prstGeom prst="rect">
                       <a:avLst/>
@@ -19062,7 +19062,7 @@
       <w:r>
         <w:drawing>
           <wp:inline>
-            <wp:extent cx="5943600" cy="7132320"/>
+            <wp:extent cx="6578600" cy="7894320"/>
             <wp:effectExtent b="0" l="0" r="0" t="0"/>
             <wp:docPr descr="" title="" id="77" name="Picture"/>
             <a:graphic>
@@ -19083,7 +19083,7 @@
                   <pic:spPr bwMode="auto">
                     <a:xfrm>
                       <a:off x="0" y="0"/>
-                      <a:ext cx="5943600" cy="7132320"/>
+                      <a:ext cx="6578600" cy="7894320"/>
                     </a:xfrm>
                     <a:prstGeom prst="rect">
                       <a:avLst/>
@@ -20421,7 +20421,7 @@
       <w:r>
         <w:drawing>
           <wp:inline>
-            <wp:extent cx="5943600" cy="4953000"/>
+            <wp:extent cx="6578600" cy="5482166"/>
             <wp:effectExtent b="0" l="0" r="0" t="0"/>
             <wp:docPr descr="" title="" id="81" name="Picture"/>
             <a:graphic>
@@ -20442,7 +20442,7 @@
                   <pic:spPr bwMode="auto">
                     <a:xfrm>
                       <a:off x="0" y="0"/>
-                      <a:ext cx="5943600" cy="4953000"/>
+                      <a:ext cx="6578600" cy="5482166"/>
                     </a:xfrm>
                     <a:prstGeom prst="rect">
                       <a:avLst/>
@@ -20821,7 +20821,7 @@
       <w:r>
         <w:drawing>
           <wp:inline>
-            <wp:extent cx="5943600" cy="3962400"/>
+            <wp:extent cx="6578600" cy="4385733"/>
             <wp:effectExtent b="0" l="0" r="0" t="0"/>
             <wp:docPr descr="" title="" id="85" name="Picture"/>
             <a:graphic>
@@ -20842,7 +20842,7 @@
                   <pic:spPr bwMode="auto">
                     <a:xfrm>
                       <a:off x="0" y="0"/>
-                      <a:ext cx="5943600" cy="3962400"/>
+                      <a:ext cx="6578600" cy="4385733"/>
                     </a:xfrm>
                     <a:prstGeom prst="rect">
                       <a:avLst/>
@@ -22852,7 +22852,7 @@
       <w:r>
         <w:drawing>
           <wp:inline>
-            <wp:extent cx="5943600" cy="3962400"/>
+            <wp:extent cx="6578600" cy="4385733"/>
             <wp:effectExtent b="0" l="0" r="0" t="0"/>
             <wp:docPr descr="" title="" id="89" name="Picture"/>
             <a:graphic>
@@ -22873,7 +22873,7 @@
                   <pic:spPr bwMode="auto">
                     <a:xfrm>
                       <a:off x="0" y="0"/>
-                      <a:ext cx="5943600" cy="3962400"/>
+                      <a:ext cx="6578600" cy="4385733"/>
                     </a:xfrm>
                     <a:prstGeom prst="rect">
                       <a:avLst/>
@@ -24331,7 +24331,7 @@
       <w:r>
         <w:drawing>
           <wp:inline>
-            <wp:extent cx="5943600" cy="4953000"/>
+            <wp:extent cx="6578600" cy="5482166"/>
             <wp:effectExtent b="0" l="0" r="0" t="0"/>
             <wp:docPr descr="" title="" id="94" name="Picture"/>
             <a:graphic>
@@ -24352,7 +24352,7 @@
                   <pic:spPr bwMode="auto">
                     <a:xfrm>
                       <a:off x="0" y="0"/>
-                      <a:ext cx="5943600" cy="4953000"/>
+                      <a:ext cx="6578600" cy="5482166"/>
                     </a:xfrm>
                     <a:prstGeom prst="rect">
                       <a:avLst/>
@@ -25953,7 +25953,7 @@
       <w:r>
         <w:drawing>
           <wp:inline>
-            <wp:extent cx="5943600" cy="3962400"/>
+            <wp:extent cx="6578600" cy="4385733"/>
             <wp:effectExtent b="0" l="0" r="0" t="0"/>
             <wp:docPr descr="" title="" id="98" name="Picture"/>
             <a:graphic>
@@ -25974,7 +25974,7 @@
                   <pic:spPr bwMode="auto">
                     <a:xfrm>
                       <a:off x="0" y="0"/>
-                      <a:ext cx="5943600" cy="3962400"/>
+                      <a:ext cx="6578600" cy="4385733"/>
                     </a:xfrm>
                     <a:prstGeom prst="rect">
                       <a:avLst/>
@@ -27159,7 +27159,7 @@
     <w:bookmarkEnd w:id="105"/>
     <w:sectPr>
       <w:pgSz w:h="15840" w:w="12240"/>
-      <w:pgMar w:bottom="1440" w:footer="720" w:gutter="0" w:header="720" w:left="1440" w:right="1440" w:top="1440"/>
+      <w:pgMar w:bottom="720" w:footer="720" w:gutter="0" w:header="720" w:left="1152" w:right="720" w:top="720"/>
       <w:cols w:space="720"/>
       <w:docGrid w:linePitch="360"/>
     </w:sectPr>
@@ -28745,7 +28745,7 @@
     <w:basedOn w:val="Normal"/>
     <w:next w:val="Normal"/>
     <w:qFormat/>
-    <w:rsid w:val="00BC28E9"/>
+    <w:rsid w:val="00B86ADC"/>
     <w:pPr>
       <w:pBdr>
         <w:top w:color="FF0000" w:space="1" w:sz="8" w:val="single"/>
@@ -28759,14 +28759,14 @@
     </w:pPr>
     <w:rPr>
       <w:rFonts w:ascii="Courier New" w:hAnsi="Courier New"/>
-      <w:sz w:val="18"/>
+      <w:sz w:val="16"/>
     </w:rPr>
   </w:style>
   <w:style w:customStyle="1" w:styleId="SourceCode" w:type="paragraph">
     <w:name w:val="Source Code"/>
     <w:basedOn w:val="Normal"/>
     <w:qFormat/>
-    <w:rsid w:val="00771E03"/>
+    <w:rsid w:val="0018210C"/>
     <w:pPr>
       <w:pBdr>
         <w:top w:color="auto" w:space="1" w:sz="8" w:val="single"/>
@@ -28774,20 +28774,20 @@
         <w:bottom w:color="auto" w:space="1" w:sz="8" w:val="single"/>
         <w:right w:color="auto" w:space="4" w:sz="8" w:val="single"/>
       </w:pBdr>
-      <w:shd w:color="auto" w:fill="auto" w:val="pct15"/>
+      <w:shd w:color="auto" w:fill="auto" w:val="pct5"/>
       <w:spacing w:after="240" w:before="240"/>
       <w:ind w:left="432" w:right="432"/>
     </w:pPr>
     <w:rPr>
       <w:rFonts w:ascii="Courier New" w:hAnsi="Courier New"/>
-      <w:sz w:val="20"/>
+      <w:sz w:val="15"/>
     </w:rPr>
   </w:style>
   <w:style w:customStyle="1" w:styleId="Verbatim" w:type="paragraph">
     <w:name w:val="Verbatim"/>
     <w:basedOn w:val="Normal"/>
     <w:qFormat/>
-    <w:rsid w:val="00771E03"/>
+    <w:rsid w:val="0018210C"/>
     <w:pPr>
       <w:shd w:color="auto" w:fill="auto" w:val="pct15"/>
       <w:spacing w:after="240" w:before="240"/>
@@ -28795,7 +28795,7 @@
     </w:pPr>
     <w:rPr>
       <w:rFonts w:ascii="Courier New" w:hAnsi="Courier New"/>
-      <w:sz w:val="18"/>
+      <w:sz w:val="16"/>
     </w:rPr>
   </w:style>
   <w:style w:customStyle="1" w:styleId="CodeBlock" w:type="paragraph">
@@ -28838,6 +28838,11 @@
     <w:pPr>
       <w:spacing w:after="100"/>
     </w:pPr>
+  </w:style>
+  <w:style w:customStyle="1" w:styleId="Graphic" w:type="paragraph">
+    <w:name w:val="Graphic"/>
+    <w:qFormat/>
+    <w:rsid w:val="00735D8A"/>
   </w:style>
   <w:style w:type="character" w:customStyle="1" w:styleId="KeywordTok">
     <w:name w:val="KeywordTok"/>

--- a/docs/ecostats_lectures/lecture_18/18_01_lecture_powerpoint.docx
+++ b/docs/ecostats_lectures/lecture_18/18_01_lecture_powerpoint.docx
@@ -2746,7 +2746,7 @@
       <w:r>
         <w:drawing>
           <wp:inline>
-            <wp:extent cx="6578600" cy="5482166"/>
+            <wp:extent cx="5486400" cy="4572000"/>
             <wp:effectExtent b="0" l="0" r="0" t="0"/>
             <wp:docPr descr="" title="" id="22" name="Picture"/>
             <a:graphic>
@@ -2767,7 +2767,7 @@
                   <pic:spPr bwMode="auto">
                     <a:xfrm>
                       <a:off x="0" y="0"/>
-                      <a:ext cx="6578600" cy="5482166"/>
+                      <a:ext cx="5486400" cy="4572000"/>
                     </a:xfrm>
                     <a:prstGeom prst="rect">
                       <a:avLst/>
@@ -4071,7 +4071,7 @@
       <w:r>
         <w:drawing>
           <wp:inline>
-            <wp:extent cx="6578600" cy="7894320"/>
+            <wp:extent cx="4572000" cy="5486400"/>
             <wp:effectExtent b="0" l="0" r="0" t="0"/>
             <wp:docPr descr="" title="" id="28" name="Picture"/>
             <a:graphic>
@@ -4092,7 +4092,7 @@
                   <pic:spPr bwMode="auto">
                     <a:xfrm>
                       <a:off x="0" y="0"/>
-                      <a:ext cx="6578600" cy="7894320"/>
+                      <a:ext cx="4572000" cy="5486400"/>
                     </a:xfrm>
                     <a:prstGeom prst="rect">
                       <a:avLst/>
@@ -4195,7 +4195,13 @@
         <w:t xml:space="preserve"> </w:t>
       </w:r>
       <w:r>
-        <w:t xml:space="preserve">= difference between original distances and ordination distances</w:t>
+        <w:t xml:space="preserve">= difference between original distances and</w:t>
+      </w:r>
+      <w:r>
+        <w:t xml:space="preserve"> </w:t>
+      </w:r>
+      <w:r>
+        <w:t xml:space="preserve">ordination distances</w:t>
       </w:r>
     </w:p>
     <w:p>
@@ -4279,7 +4285,13 @@
         <w:t xml:space="preserve"> </w:t>
       </w:r>
       <w:r>
-        <w:t xml:space="preserve">- &lt; 0.1: Good representation - 0.1-0.2: Acceptable - &gt; 0.2: Poor representation</w:t>
+        <w:t xml:space="preserve">- &lt; 0.1: Good representation - 0.1-0.2: Acceptable -</w:t>
+      </w:r>
+      <w:r>
+        <w:t xml:space="preserve"> </w:t>
+      </w:r>
+      <w:r>
+        <w:t xml:space="preserve">&gt; 0.2: Poor representation</w:t>
       </w:r>
     </w:p>
     <w:p>
@@ -5332,7 +5344,7 @@
       <w:r>
         <w:drawing>
           <wp:inline>
-            <wp:extent cx="6578600" cy="4385733"/>
+            <wp:extent cx="5486400" cy="3657600"/>
             <wp:effectExtent b="0" l="0" r="0" t="0"/>
             <wp:docPr descr="" title="" id="31" name="Picture"/>
             <a:graphic>
@@ -5353,7 +5365,7 @@
                   <pic:spPr bwMode="auto">
                     <a:xfrm>
                       <a:off x="0" y="0"/>
-                      <a:ext cx="6578600" cy="4385733"/>
+                      <a:ext cx="5486400" cy="3657600"/>
                     </a:xfrm>
                     <a:prstGeom prst="rect">
                       <a:avLst/>
@@ -6384,7 +6396,7 @@
       <w:r>
         <w:drawing>
           <wp:inline>
-            <wp:extent cx="6578600" cy="4385733"/>
+            <wp:extent cx="5486400" cy="3657600"/>
             <wp:effectExtent b="0" l="0" r="0" t="0"/>
             <wp:docPr descr="" title="" id="35" name="Picture"/>
             <a:graphic>
@@ -6405,7 +6417,7 @@
                   <pic:spPr bwMode="auto">
                     <a:xfrm>
                       <a:off x="0" y="0"/>
-                      <a:ext cx="6578600" cy="4385733"/>
+                      <a:ext cx="5486400" cy="3657600"/>
                     </a:xfrm>
                     <a:prstGeom prst="rect">
                       <a:avLst/>
@@ -7183,7 +7195,13 @@
         <w:t xml:space="preserve">distance = "bray"</w:t>
       </w:r>
       <w:r>
-        <w:t xml:space="preserve">: Bray-Curtis dissimilarity (best for abundance data)</w:t>
+        <w:t xml:space="preserve">: Bray-Curtis dissimilarity (best for abundance</w:t>
+      </w:r>
+      <w:r>
+        <w:t xml:space="preserve"> </w:t>
+      </w:r>
+      <w:r>
+        <w:t xml:space="preserve">data)</w:t>
       </w:r>
     </w:p>
     <w:p>
@@ -7291,7 +7309,7 @@
       <w:r>
         <w:drawing>
           <wp:inline>
-            <wp:extent cx="6578600" cy="4385733"/>
+            <wp:extent cx="5486400" cy="3657600"/>
             <wp:effectExtent b="0" l="0" r="0" t="0"/>
             <wp:docPr descr="" title="" id="40" name="Picture"/>
             <a:graphic>
@@ -7312,7 +7330,7 @@
                   <pic:spPr bwMode="auto">
                     <a:xfrm>
                       <a:off x="0" y="0"/>
-                      <a:ext cx="6578600" cy="4385733"/>
+                      <a:ext cx="5486400" cy="3657600"/>
                     </a:xfrm>
                     <a:prstGeom prst="rect">
                       <a:avLst/>
@@ -7730,7 +7748,13 @@
         <w:t xml:space="preserve">Stress = 0.074</w:t>
       </w:r>
       <w:r>
-        <w:t xml:space="preserve">: This is excellent</w:t>
+        <w:t xml:space="preserve">: This is</w:t>
+      </w:r>
+      <w:r>
+        <w:t xml:space="preserve"> </w:t>
+      </w:r>
+      <w:r>
+        <w:t xml:space="preserve">excellent</w:t>
       </w:r>
     </w:p>
     <w:p>
@@ -7780,7 +7804,13 @@
         <w:t xml:space="preserve">Two dimensions</w:t>
       </w:r>
       <w:r>
-        <w:t xml:space="preserve">: Axis 1 and Axis 2 have no inherent meaning (unlike PCA components)</w:t>
+        <w:t xml:space="preserve">: Axis 1 and Axis 2 have no inherent meaning</w:t>
+      </w:r>
+      <w:r>
+        <w:t xml:space="preserve"> </w:t>
+      </w:r>
+      <w:r>
+        <w:t xml:space="preserve">(unlike PCA components)</w:t>
       </w:r>
     </w:p>
     <w:p>
@@ -7799,7 +7829,13 @@
         <w:t xml:space="preserve">No eigenvalues</w:t>
       </w:r>
       <w:r>
-        <w:t xml:space="preserve">: NMDS doesn’t calculate variance explained per axis</w:t>
+        <w:t xml:space="preserve">: NMDS doesn’t calculate variance explained per</w:t>
+      </w:r>
+      <w:r>
+        <w:t xml:space="preserve"> </w:t>
+      </w:r>
+      <w:r>
+        <w:t xml:space="preserve">axis</w:t>
       </w:r>
     </w:p>
     <w:p>
@@ -7883,7 +7919,7 @@
       <w:r>
         <w:drawing>
           <wp:inline>
-            <wp:extent cx="6578600" cy="5482166"/>
+            <wp:extent cx="5486400" cy="4572000"/>
             <wp:effectExtent b="0" l="0" r="0" t="0"/>
             <wp:docPr descr="" title="" id="44" name="Picture"/>
             <a:graphic>
@@ -7904,7 +7940,7 @@
                   <pic:spPr bwMode="auto">
                     <a:xfrm>
                       <a:off x="0" y="0"/>
-                      <a:ext cx="6578600" cy="5482166"/>
+                      <a:ext cx="5486400" cy="4572000"/>
                     </a:xfrm>
                     <a:prstGeom prst="rect">
                       <a:avLst/>
@@ -9431,7 +9467,13 @@
         <w:t xml:space="preserve"> </w:t>
       </w:r>
       <w:r>
-        <w:t xml:space="preserve">to each other than to other reaches</w:t>
+        <w:t xml:space="preserve">to each other than to</w:t>
+      </w:r>
+      <w:r>
+        <w:t xml:space="preserve"> </w:t>
+      </w:r>
+      <w:r>
+        <w:t xml:space="preserve">other reaches</w:t>
       </w:r>
     </w:p>
     <w:bookmarkEnd w:id="50"/>
@@ -9482,7 +9524,13 @@
         <w:t xml:space="preserve">Purpose</w:t>
       </w:r>
       <w:r>
-        <w:t xml:space="preserve">: Test whether groups have different multivariate centroids</w:t>
+        <w:t xml:space="preserve">: Test whether groups have different multivariate</w:t>
+      </w:r>
+      <w:r>
+        <w:t xml:space="preserve"> </w:t>
+      </w:r>
+      <w:r>
+        <w:t xml:space="preserve">centroids</w:t>
       </w:r>
     </w:p>
     <w:p>
@@ -9539,7 +9587,13 @@
         <w:t xml:space="preserve">Permutation</w:t>
       </w:r>
       <w:r>
-        <w:t xml:space="preserve">: Creates null distribution by randomly reassigning group labels</w:t>
+        <w:t xml:space="preserve">: Creates null distribution by randomly reassigning</w:t>
+      </w:r>
+      <w:r>
+        <w:t xml:space="preserve"> </w:t>
+      </w:r>
+      <w:r>
+        <w:t xml:space="preserve">group labels</w:t>
       </w:r>
     </w:p>
     <w:p>
@@ -9593,7 +9647,13 @@
         <w:t xml:space="preserve"> </w:t>
       </w:r>
       <w:r>
-        <w:t xml:space="preserve">“Are the centers of these groups different in multivariate space?”</w:t>
+        <w:t xml:space="preserve">“Are the centers of these groups different in multivariate</w:t>
+      </w:r>
+      <w:r>
+        <w:t xml:space="preserve"> </w:t>
+      </w:r>
+      <w:r>
+        <w:t xml:space="preserve">space?”</w:t>
       </w:r>
     </w:p>
     <w:p>
@@ -10862,7 +10922,7 @@
       <w:r>
         <w:drawing>
           <wp:inline>
-            <wp:extent cx="6578600" cy="7894320"/>
+            <wp:extent cx="4572000" cy="5486400"/>
             <wp:effectExtent b="0" l="0" r="0" t="0"/>
             <wp:docPr descr="" title="" id="53" name="Picture"/>
             <a:graphic>
@@ -10883,7 +10943,7 @@
                   <pic:spPr bwMode="auto">
                     <a:xfrm>
                       <a:off x="0" y="0"/>
-                      <a:ext cx="6578600" cy="7894320"/>
+                      <a:ext cx="4572000" cy="5486400"/>
                     </a:xfrm>
                     <a:prstGeom prst="rect">
                       <a:avLst/>
@@ -11941,7 +12001,7 @@
       <w:r>
         <w:drawing>
           <wp:inline>
-            <wp:extent cx="6578600" cy="5482166"/>
+            <wp:extent cx="5486400" cy="4572000"/>
             <wp:effectExtent b="0" l="0" r="0" t="0"/>
             <wp:docPr descr="" title="" id="57" name="Picture"/>
             <a:graphic>
@@ -11962,7 +12022,7 @@
                   <pic:spPr bwMode="auto">
                     <a:xfrm>
                       <a:off x="0" y="0"/>
-                      <a:ext cx="6578600" cy="5482166"/>
+                      <a:ext cx="5486400" cy="4572000"/>
                     </a:xfrm>
                     <a:prstGeom prst="rect">
                       <a:avLst/>
@@ -12010,7 +12070,21 @@
           <w:i/>
           <w:iCs/>
         </w:rPr>
-        <w:t xml:space="preserve">“Do fish communities differ significantly between river reaches?”</w:t>
+        <w:t xml:space="preserve">“Do fish communities differ significantly</w:t>
+      </w:r>
+      <w:r>
+        <w:rPr>
+          <w:i/>
+          <w:iCs/>
+        </w:rPr>
+        <w:t xml:space="preserve"> </w:t>
+      </w:r>
+      <w:r>
+        <w:rPr>
+          <w:i/>
+          <w:iCs/>
+        </w:rPr>
+        <w:t xml:space="preserve">between river reaches?”</w:t>
       </w:r>
     </w:p>
     <w:p>
@@ -12037,7 +12111,13 @@
         <w:t xml:space="preserve">H₀</w:t>
       </w:r>
       <w:r>
-        <w:t xml:space="preserve">: The centroids of fish communities are the same across all river reaches (Upper = Middle = Lower)</w:t>
+        <w:t xml:space="preserve">: The centroids of fish communities are the same across all river</w:t>
+      </w:r>
+      <w:r>
+        <w:t xml:space="preserve"> </w:t>
+      </w:r>
+      <w:r>
+        <w:t xml:space="preserve">reaches (Upper = Middle = Lower)</w:t>
       </w:r>
     </w:p>
     <w:p>
@@ -13012,7 +13092,7 @@
       <w:r>
         <w:drawing>
           <wp:inline>
-            <wp:extent cx="6578600" cy="4385733"/>
+            <wp:extent cx="5486400" cy="3657600"/>
             <wp:effectExtent b="0" l="0" r="0" t="0"/>
             <wp:docPr descr="" title="" id="61" name="Picture"/>
             <a:graphic>
@@ -13033,7 +13113,7 @@
                   <pic:spPr bwMode="auto">
                     <a:xfrm>
                       <a:off x="0" y="0"/>
-                      <a:ext cx="6578600" cy="4385733"/>
+                      <a:ext cx="5486400" cy="3657600"/>
                     </a:xfrm>
                     <a:prstGeom prst="rect">
                       <a:avLst/>
@@ -13127,7 +13207,13 @@
         <w:t xml:space="preserve">Exchangeability</w:t>
       </w:r>
       <w:r>
-        <w:t xml:space="preserve">: Under H₀, observations are exchangeable between groups</w:t>
+        <w:t xml:space="preserve">: Under H₀, observations are exchangeable between</w:t>
+      </w:r>
+      <w:r>
+        <w:t xml:space="preserve"> </w:t>
+      </w:r>
+      <w:r>
+        <w:t xml:space="preserve">groups</w:t>
       </w:r>
     </w:p>
     <w:p>
@@ -13146,7 +13232,13 @@
         <w:t xml:space="preserve">Homogeneity of dispersion</w:t>
       </w:r>
       <w:r>
-        <w:t xml:space="preserve">: Groups have similar multivariate spread</w:t>
+        <w:t xml:space="preserve">: Groups have similar multivariate</w:t>
+      </w:r>
+      <w:r>
+        <w:t xml:space="preserve"> </w:t>
+      </w:r>
+      <w:r>
+        <w:t xml:space="preserve">spread</w:t>
       </w:r>
     </w:p>
     <w:p>
@@ -13251,7 +13343,13 @@
         </w:numPr>
       </w:pPr>
       <w:r>
-        <w:t xml:space="preserve">If violated, PERMANOVA tests dispersion differences, not location differences</w:t>
+        <w:t xml:space="preserve">If violated, PERMANOVA tests dispersion differences, not location</w:t>
+      </w:r>
+      <w:r>
+        <w:t xml:space="preserve"> </w:t>
+      </w:r>
+      <w:r>
+        <w:t xml:space="preserve">differences</w:t>
       </w:r>
     </w:p>
     <w:p>
@@ -13573,7 +13671,7 @@
       <w:r>
         <w:drawing>
           <wp:inline>
-            <wp:extent cx="6578600" cy="4385733"/>
+            <wp:extent cx="5486400" cy="3657600"/>
             <wp:effectExtent b="0" l="0" r="0" t="0"/>
             <wp:docPr descr="" title="" id="65" name="Picture"/>
             <a:graphic>
@@ -13594,7 +13692,7 @@
                   <pic:spPr bwMode="auto">
                     <a:xfrm>
                       <a:off x="0" y="0"/>
-                      <a:ext cx="6578600" cy="4385733"/>
+                      <a:ext cx="5486400" cy="3657600"/>
                     </a:xfrm>
                     <a:prstGeom prst="rect">
                       <a:avLst/>
@@ -15620,7 +15718,13 @@
         <w:t xml:space="preserve"> </w:t>
       </w:r>
       <w:r>
-        <w:t xml:space="preserve">even after Bonferroni correction</w:t>
+        <w:t xml:space="preserve">even</w:t>
+      </w:r>
+      <w:r>
+        <w:t xml:space="preserve"> </w:t>
+      </w:r>
+      <w:r>
+        <w:t xml:space="preserve">after Bonferroni correction</w:t>
       </w:r>
     </w:p>
     <w:p>
@@ -15642,7 +15746,13 @@
         <w:t xml:space="preserve"> </w:t>
       </w:r>
       <w:r>
-        <w:t xml:space="preserve">shows the strongest difference (highest F-statistic)</w:t>
+        <w:t xml:space="preserve">shows the strongest difference (highest</w:t>
+      </w:r>
+      <w:r>
+        <w:t xml:space="preserve"> </w:t>
+      </w:r>
+      <w:r>
+        <w:t xml:space="preserve">F-statistic)</w:t>
       </w:r>
     </w:p>
     <w:p>
@@ -15654,7 +15764,13 @@
         </w:numPr>
       </w:pPr>
       <w:r>
-        <w:t xml:space="preserve">Each comparison explains a substantial portion of variance (R² &gt; 0.3)</w:t>
+        <w:t xml:space="preserve">Each comparison explains a substantial portion of variance (R² &gt;</w:t>
+      </w:r>
+      <w:r>
+        <w:t xml:space="preserve"> </w:t>
+      </w:r>
+      <w:r>
+        <w:t xml:space="preserve">0.3)</w:t>
       </w:r>
     </w:p>
     <w:p>
@@ -15673,7 +15789,13 @@
         <w:t xml:space="preserve">Biological interpretation</w:t>
       </w:r>
       <w:r>
-        <w:t xml:space="preserve">: Fish communities change progressively down the river</w:t>
+        <w:t xml:space="preserve">: Fish communities change progressively</w:t>
+      </w:r>
+      <w:r>
+        <w:t xml:space="preserve"> </w:t>
+      </w:r>
+      <w:r>
+        <w:t xml:space="preserve">down the river</w:t>
       </w:r>
     </w:p>
     <w:bookmarkEnd w:id="70"/>
@@ -17019,7 +17141,13 @@
         <w:t xml:space="preserve">Purpose</w:t>
       </w:r>
       <w:r>
-        <w:t xml:space="preserve">: Test whether samples within groups are more similar than samples between groups</w:t>
+        <w:t xml:space="preserve">: Test whether samples within groups are more similar</w:t>
+      </w:r>
+      <w:r>
+        <w:t xml:space="preserve"> </w:t>
+      </w:r>
+      <w:r>
+        <w:t xml:space="preserve">than samples between groups</w:t>
       </w:r>
     </w:p>
     <w:p>
@@ -19062,7 +19190,7 @@
       <w:r>
         <w:drawing>
           <wp:inline>
-            <wp:extent cx="6578600" cy="7894320"/>
+            <wp:extent cx="4572000" cy="5486400"/>
             <wp:effectExtent b="0" l="0" r="0" t="0"/>
             <wp:docPr descr="" title="" id="77" name="Picture"/>
             <a:graphic>
@@ -19083,7 +19211,7 @@
                   <pic:spPr bwMode="auto">
                     <a:xfrm>
                       <a:off x="0" y="0"/>
-                      <a:ext cx="6578600" cy="7894320"/>
+                      <a:ext cx="4572000" cy="5486400"/>
                     </a:xfrm>
                     <a:prstGeom prst="rect">
                       <a:avLst/>
@@ -19228,7 +19356,13 @@
         <w:t xml:space="preserve">Compute R-statistic</w:t>
       </w:r>
       <w:r>
-        <w:t xml:space="preserve">: R = (r̄b - r̄w) / (N(N-1)/4) where N = total number of samples</w:t>
+        <w:t xml:space="preserve">: R = (r̄b - r̄w) / (N(N-1)/4) where N = total</w:t>
+      </w:r>
+      <w:r>
+        <w:t xml:space="preserve"> </w:t>
+      </w:r>
+      <w:r>
+        <w:t xml:space="preserve">number of samples</w:t>
       </w:r>
     </w:p>
     <w:p>
@@ -20421,7 +20555,7 @@
       <w:r>
         <w:drawing>
           <wp:inline>
-            <wp:extent cx="6578600" cy="5482166"/>
+            <wp:extent cx="5486400" cy="4572000"/>
             <wp:effectExtent b="0" l="0" r="0" t="0"/>
             <wp:docPr descr="" title="" id="81" name="Picture"/>
             <a:graphic>
@@ -20442,7 +20576,7 @@
                   <pic:spPr bwMode="auto">
                     <a:xfrm>
                       <a:off x="0" y="0"/>
-                      <a:ext cx="6578600" cy="5482166"/>
+                      <a:ext cx="5486400" cy="4572000"/>
                     </a:xfrm>
                     <a:prstGeom prst="rect">
                       <a:avLst/>
@@ -20742,7 +20876,13 @@
         <w:t xml:space="preserve">p-value = 0.067</w:t>
       </w:r>
       <w:r>
-        <w:t xml:space="preserve">: Highly significant result</w:t>
+        <w:t xml:space="preserve">: Highly significant</w:t>
+      </w:r>
+      <w:r>
+        <w:t xml:space="preserve"> </w:t>
+      </w:r>
+      <w:r>
+        <w:t xml:space="preserve">result</w:t>
       </w:r>
     </w:p>
     <w:p>
@@ -20761,7 +20901,19 @@
         <w:t xml:space="preserve">Biological meaning</w:t>
       </w:r>
       <w:r>
-        <w:t xml:space="preserve">: Fish communities are well-separated between river reaches, with communities within each reach being much more similar to each other than to communities in other reaches</w:t>
+        <w:t xml:space="preserve">: Fish communities are well-separated between</w:t>
+      </w:r>
+      <w:r>
+        <w:t xml:space="preserve"> </w:t>
+      </w:r>
+      <w:r>
+        <w:t xml:space="preserve">river reaches, with communities within each reach being much more</w:t>
+      </w:r>
+      <w:r>
+        <w:t xml:space="preserve"> </w:t>
+      </w:r>
+      <w:r>
+        <w:t xml:space="preserve">similar to each other than to communities in other reaches</w:t>
       </w:r>
     </w:p>
     <w:p>
@@ -20821,7 +20973,7 @@
       <w:r>
         <w:drawing>
           <wp:inline>
-            <wp:extent cx="6578600" cy="4385733"/>
+            <wp:extent cx="5486400" cy="3657600"/>
             <wp:effectExtent b="0" l="0" r="0" t="0"/>
             <wp:docPr descr="" title="" id="85" name="Picture"/>
             <a:graphic>
@@ -20842,7 +20994,7 @@
                   <pic:spPr bwMode="auto">
                     <a:xfrm>
                       <a:off x="0" y="0"/>
-                      <a:ext cx="6578600" cy="4385733"/>
+                      <a:ext cx="5486400" cy="3657600"/>
                     </a:xfrm>
                     <a:prstGeom prst="rect">
                       <a:avLst/>
@@ -22852,7 +23004,7 @@
       <w:r>
         <w:drawing>
           <wp:inline>
-            <wp:extent cx="6578600" cy="4385733"/>
+            <wp:extent cx="5486400" cy="3657600"/>
             <wp:effectExtent b="0" l="0" r="0" t="0"/>
             <wp:docPr descr="" title="" id="89" name="Picture"/>
             <a:graphic>
@@ -22873,7 +23025,7 @@
                   <pic:spPr bwMode="auto">
                     <a:xfrm>
                       <a:off x="0" y="0"/>
-                      <a:ext cx="6578600" cy="4385733"/>
+                      <a:ext cx="5486400" cy="3657600"/>
                     </a:xfrm>
                     <a:prstGeom prst="rect">
                       <a:avLst/>
@@ -24331,7 +24483,7 @@
       <w:r>
         <w:drawing>
           <wp:inline>
-            <wp:extent cx="6578600" cy="5482166"/>
+            <wp:extent cx="5486400" cy="4572000"/>
             <wp:effectExtent b="0" l="0" r="0" t="0"/>
             <wp:docPr descr="" title="" id="94" name="Picture"/>
             <a:graphic>
@@ -24352,7 +24504,7 @@
                   <pic:spPr bwMode="auto">
                     <a:xfrm>
                       <a:off x="0" y="0"/>
-                      <a:ext cx="6578600" cy="5482166"/>
+                      <a:ext cx="5486400" cy="4572000"/>
                     </a:xfrm>
                     <a:prstGeom prst="rect">
                       <a:avLst/>
@@ -26021,7 +26173,13 @@
         <w:t xml:space="preserve">Distance from source (das)</w:t>
       </w:r>
       <w:r>
-        <w:t xml:space="preserve">: Strong correlate with community change</w:t>
+        <w:t xml:space="preserve">: Strong correlate with community</w:t>
+      </w:r>
+      <w:r>
+        <w:t xml:space="preserve"> </w:t>
+      </w:r>
+      <w:r>
+        <w:t xml:space="preserve">change</w:t>
       </w:r>
     </w:p>
     <w:p>
@@ -26059,7 +26217,13 @@
         <w:t xml:space="preserve">Biological oxygen demand (dbo)</w:t>
       </w:r>
       <w:r>
-        <w:t xml:space="preserve">: Increases downstream (pollution indicator)</w:t>
+        <w:t xml:space="preserve">: Increases downstream (pollution</w:t>
+      </w:r>
+      <w:r>
+        <w:t xml:space="preserve"> </w:t>
+      </w:r>
+      <w:r>
+        <w:t xml:space="preserve">indicator)</w:t>
       </w:r>
     </w:p>
     <w:p>
@@ -26078,7 +26242,13 @@
         <w:t xml:space="preserve">Altitude (alt)</w:t>
       </w:r>
       <w:r>
-        <w:t xml:space="preserve">: Decreases downstream, associated with temperature changes</w:t>
+        <w:t xml:space="preserve">: Decreases downstream, associated with</w:t>
+      </w:r>
+      <w:r>
+        <w:t xml:space="preserve"> </w:t>
+      </w:r>
+      <w:r>
+        <w:t xml:space="preserve">temperature changes</w:t>
       </w:r>
     </w:p>
     <w:bookmarkEnd w:id="100"/>
@@ -26129,7 +26299,13 @@
         <w:t xml:space="preserve">Stress = 0.074</w:t>
       </w:r>
       <w:r>
-        <w:t xml:space="preserve">: Excellent representation</w:t>
+        <w:t xml:space="preserve">: Excellent</w:t>
+      </w:r>
+      <w:r>
+        <w:t xml:space="preserve"> </w:t>
+      </w:r>
+      <w:r>
+        <w:t xml:space="preserve">representation</w:t>
       </w:r>
     </w:p>
     <w:p>
@@ -26229,7 +26405,13 @@
         <w:t xml:space="preserve"> </w:t>
       </w:r>
       <w:r>
-        <w:t xml:space="preserve">in community composition</w:t>
+        <w:t xml:space="preserve">in community</w:t>
+      </w:r>
+      <w:r>
+        <w:t xml:space="preserve"> </w:t>
+      </w:r>
+      <w:r>
+        <w:t xml:space="preserve">composition</w:t>
       </w:r>
     </w:p>
     <w:p>
